--- a/light-color/files/04_混光魔法_學習單_操作與推理.docx
+++ b/light-color/files/04_混光魔法_學習單_操作與推理.docx
@@ -8,20 +8,20 @@
       </w:pPr>
       <w:r>
         <w:rPr>
+          <w:b/>
+          <w:color w:val="FFFFFF"/>
           <w:sz w:val="30"/>
           <w:szCs w:val="30"/>
-          <w:b/>
-          <w:color w:val="FFFFFF"/>
           <w:shd w:val="clear" w:color="auto" w:fill="1565C0"/>
         </w:rPr>
         <w:t xml:space="preserve">🔵 我會操作　　</w:t>
       </w:r>
       <w:r>
         <w:rPr>
-          <w:sz w:val="40"/>
-          <w:szCs w:val="40"/>
           <w:b/>
           <w:color w:val="0B4A6F"/>
+          <w:sz w:val="40"/>
+          <w:szCs w:val="40"/>
         </w:rPr>
         <w:t xml:space="preserve">　🪄 混光魔法</w:t>
       </w:r>
@@ -44,19 +44,19 @@
       </w:pPr>
       <w:r>
         <w:rPr>
-          <w:sz w:val="36"/>
-          <w:szCs w:val="36"/>
-          <w:b/>
-          <w:color w:val="FFFFFF"/>
+          <w:b/>
+          <w:color w:val="FFFFFF"/>
+          <w:sz w:val="36"/>
+          <w:szCs w:val="36"/>
           <w:shd w:val="clear" w:color="auto" w:fill="0B6FA4"/>
         </w:rPr>
         <w:t xml:space="preserve">1  </w:t>
       </w:r>
       <w:r>
         <w:rPr>
-          <w:sz w:val="36"/>
-          <w:szCs w:val="36"/>
-          <w:b/>
+          <w:b/>
+          <w:sz w:val="36"/>
+          <w:szCs w:val="36"/>
         </w:rPr>
         <w:t xml:space="preserve"> 把顏色圈到對的手電筒（紅、綠、藍）</w:t>
       </w:r>
@@ -111,19 +111,19 @@
       </w:pPr>
       <w:r>
         <w:rPr>
-          <w:sz w:val="36"/>
-          <w:szCs w:val="36"/>
-          <w:b/>
-          <w:color w:val="FFFFFF"/>
+          <w:b/>
+          <w:color w:val="FFFFFF"/>
+          <w:sz w:val="36"/>
+          <w:szCs w:val="36"/>
           <w:shd w:val="clear" w:color="auto" w:fill="0B6FA4"/>
         </w:rPr>
         <w:t xml:space="preserve">2  </w:t>
       </w:r>
       <w:r>
         <w:rPr>
-          <w:sz w:val="36"/>
-          <w:szCs w:val="36"/>
-          <w:b/>
+          <w:b/>
+          <w:sz w:val="36"/>
+          <w:szCs w:val="36"/>
         </w:rPr>
         <w:t xml:space="preserve"> 🔴 紅光 ＋ 🟢 綠光 ＝ ？（圈一個）</w:t>
       </w:r>
@@ -185,19 +185,19 @@
       </w:pPr>
       <w:r>
         <w:rPr>
-          <w:sz w:val="36"/>
-          <w:szCs w:val="36"/>
-          <w:b/>
-          <w:color w:val="FFFFFF"/>
+          <w:b/>
+          <w:color w:val="FFFFFF"/>
+          <w:sz w:val="36"/>
+          <w:szCs w:val="36"/>
           <w:shd w:val="clear" w:color="auto" w:fill="0B6FA4"/>
         </w:rPr>
         <w:t xml:space="preserve">3  </w:t>
       </w:r>
       <w:r>
         <w:rPr>
-          <w:sz w:val="36"/>
-          <w:szCs w:val="36"/>
-          <w:b/>
+          <w:b/>
+          <w:sz w:val="36"/>
+          <w:szCs w:val="36"/>
         </w:rPr>
         <w:t xml:space="preserve"> 三支光疊在一起，變成什麼光？（圈一個）</w:t>
       </w:r>
@@ -246,19 +246,19 @@
       </w:pPr>
       <w:r>
         <w:rPr>
-          <w:sz w:val="36"/>
-          <w:szCs w:val="36"/>
-          <w:b/>
-          <w:color w:val="FFFFFF"/>
+          <w:b/>
+          <w:color w:val="FFFFFF"/>
+          <w:sz w:val="36"/>
+          <w:szCs w:val="36"/>
           <w:shd w:val="clear" w:color="auto" w:fill="0B6FA4"/>
         </w:rPr>
         <w:t xml:space="preserve">4  </w:t>
       </w:r>
       <w:r>
         <w:rPr>
-          <w:sz w:val="36"/>
-          <w:szCs w:val="36"/>
-          <w:b/>
+          <w:b/>
+          <w:sz w:val="36"/>
+          <w:szCs w:val="36"/>
         </w:rPr>
         <w:t xml:space="preserve"> 圈出「會用色光」的東西</w:t>
       </w:r>
@@ -281,9 +281,9 @@
       </w:pPr>
       <w:r>
         <w:rPr>
+          <w:color w:val="777777"/>
           <w:sz w:val="22"/>
           <w:szCs w:val="22"/>
-          <w:color w:val="777777"/>
         </w:rPr>
         <w:t xml:space="preserve">（電視、舞台燈會用色光；石頭、書本不會發色光）</w:t>
       </w:r>
@@ -294,18 +294,18 @@
       </w:pPr>
       <w:r>
         <w:rPr>
+          <w:b/>
+          <w:color w:val="0B6FA4"/>
           <w:sz w:val="28"/>
           <w:szCs w:val="28"/>
-          <w:b/>
-          <w:color w:val="0B6FA4"/>
         </w:rPr>
         <w:t xml:space="preserve">👏 完成了嗎？貼一張完成貼紙 → </w:t>
       </w:r>
       <w:r>
         <w:rPr>
-          <w:sz w:val="40"/>
-          <w:szCs w:val="40"/>
-          <w:b/>
+          <w:b/>
+          <w:sz w:val="40"/>
+          <w:szCs w:val="40"/>
         </w:rPr>
         <w:t xml:space="preserve">☐</w:t>
       </w:r>
@@ -321,20 +321,20 @@
       </w:pPr>
       <w:r>
         <w:rPr>
+          <w:b/>
+          <w:color w:val="FFFFFF"/>
           <w:sz w:val="30"/>
           <w:szCs w:val="30"/>
-          <w:b/>
-          <w:color w:val="FFFFFF"/>
           <w:shd w:val="clear" w:color="auto" w:fill="E67E22"/>
         </w:rPr>
         <w:t xml:space="preserve">🟠 我會推理　　</w:t>
       </w:r>
       <w:r>
         <w:rPr>
-          <w:sz w:val="40"/>
-          <w:szCs w:val="40"/>
           <w:b/>
           <w:color w:val="0B4A6F"/>
+          <w:sz w:val="40"/>
+          <w:szCs w:val="40"/>
         </w:rPr>
         <w:t xml:space="preserve">　🪄 混光魔法</w:t>
       </w:r>
@@ -357,19 +357,19 @@
       </w:pPr>
       <w:r>
         <w:rPr>
+          <w:b/>
+          <w:color w:val="FFFFFF"/>
           <w:sz w:val="32"/>
           <w:szCs w:val="32"/>
-          <w:b/>
-          <w:color w:val="FFFFFF"/>
           <w:shd w:val="clear" w:color="auto" w:fill="0B6FA4"/>
         </w:rPr>
         <w:t xml:space="preserve">1  </w:t>
       </w:r>
       <w:r>
         <w:rPr>
-          <w:sz w:val="36"/>
-          <w:szCs w:val="36"/>
-          <w:b/>
+          <w:b/>
+          <w:sz w:val="36"/>
+          <w:szCs w:val="36"/>
         </w:rPr>
         <w:t xml:space="preserve"> 光的三原色是：＿＿＿＿＿、＿＿＿＿＿、＿＿＿＿＿</w:t>
       </w:r>
@@ -380,19 +380,19 @@
       </w:pPr>
       <w:r>
         <w:rPr>
+          <w:b/>
+          <w:color w:val="FFFFFF"/>
           <w:sz w:val="32"/>
           <w:szCs w:val="32"/>
-          <w:b/>
-          <w:color w:val="FFFFFF"/>
           <w:shd w:val="clear" w:color="auto" w:fill="0B6FA4"/>
         </w:rPr>
         <w:t xml:space="preserve">2  </w:t>
       </w:r>
       <w:r>
         <w:rPr>
-          <w:sz w:val="36"/>
-          <w:szCs w:val="36"/>
-          <w:b/>
+          <w:b/>
+          <w:sz w:val="36"/>
+          <w:szCs w:val="36"/>
         </w:rPr>
         <w:t xml:space="preserve"> 完成因果句：</w:t>
       </w:r>
@@ -427,19 +427,19 @@
       </w:pPr>
       <w:r>
         <w:rPr>
+          <w:b/>
+          <w:color w:val="FFFFFF"/>
           <w:sz w:val="32"/>
           <w:szCs w:val="32"/>
-          <w:b/>
-          <w:color w:val="FFFFFF"/>
           <w:shd w:val="clear" w:color="auto" w:fill="0B6FA4"/>
         </w:rPr>
         <w:t xml:space="preserve">3  </w:t>
       </w:r>
       <w:r>
         <w:rPr>
-          <w:sz w:val="36"/>
-          <w:szCs w:val="36"/>
-          <w:b/>
+          <w:b/>
+          <w:sz w:val="36"/>
+          <w:szCs w:val="36"/>
         </w:rPr>
         <w:t xml:space="preserve"> 白光是由哪三種色光組成？</w:t>
       </w:r>
@@ -462,19 +462,19 @@
       </w:pPr>
       <w:r>
         <w:rPr>
+          <w:b/>
+          <w:color w:val="FFFFFF"/>
           <w:sz w:val="32"/>
           <w:szCs w:val="32"/>
-          <w:b/>
-          <w:color w:val="FFFFFF"/>
           <w:shd w:val="clear" w:color="auto" w:fill="0B6FA4"/>
         </w:rPr>
         <w:t xml:space="preserve">4  </w:t>
       </w:r>
       <w:r>
         <w:rPr>
-          <w:sz w:val="36"/>
-          <w:szCs w:val="36"/>
-          <w:b/>
+          <w:b/>
+          <w:sz w:val="36"/>
+          <w:szCs w:val="36"/>
         </w:rPr>
         <w:t xml:space="preserve"> 生活遷移：手機和電視螢幕，用哪三種光組成所有顏色？</w:t>
       </w:r>
@@ -497,19 +497,19 @@
       </w:pPr>
       <w:r>
         <w:rPr>
+          <w:b/>
+          <w:color w:val="FFFFFF"/>
           <w:sz w:val="32"/>
           <w:szCs w:val="32"/>
-          <w:b/>
-          <w:color w:val="FFFFFF"/>
           <w:shd w:val="clear" w:color="auto" w:fill="0B6FA4"/>
         </w:rPr>
         <w:t xml:space="preserve">5  </w:t>
       </w:r>
       <w:r>
         <w:rPr>
-          <w:sz w:val="36"/>
-          <w:szCs w:val="36"/>
-          <w:b/>
+          <w:b/>
+          <w:sz w:val="36"/>
+          <w:szCs w:val="36"/>
         </w:rPr>
         <w:t xml:space="preserve"> 想一想（迷思大挑戰）：</w:t>
       </w:r>
@@ -556,9 +556,9 @@
       </w:pPr>
       <w:r>
         <w:rPr>
+          <w:color w:val="888888"/>
           <w:sz w:val="20"/>
           <w:szCs w:val="20"/>
-          <w:color w:val="888888"/>
         </w:rPr>
         <w:t xml:space="preserve">🪄 混光魔法・光與顏色（加色混合）｜ Ka-IV-10・Ka-IV-11 ｜ 竹東國中自然科</w:t>
       </w:r>
